--- a/docs/API_reference/АБВГ.12345-01 32 01 Руководство системного программиста.docx
+++ b/docs/API_reference/АБВГ.12345-01 32 01 Руководство системного программиста.docx
@@ -420,6 +420,18 @@
           <w:szCs w:val="28"/>
         </w:rPr>
       </w:pPr>
+    </w:p>
+    <w:p>
+      <w:pPr>
+        <w:widowControl w:val="0"/>
+        <w:spacing w:after="0" w:line="360" w:lineRule="auto"/>
+        <w:jc w:val="center"/>
+        <w:rPr>
+          <w:rFonts w:ascii="Times New Roman" w:eastAsia="Times New Roman" w:hAnsi="Times New Roman" w:cs="Times New Roman"/>
+          <w:sz w:val="28"/>
+          <w:szCs w:val="28"/>
+        </w:rPr>
+      </w:pPr>
       <w:r>
         <w:rPr>
           <w:rFonts w:ascii="Times New Roman" w:eastAsia="Times New Roman" w:hAnsi="Times New Roman" w:cs="Times New Roman"/>
@@ -807,7 +819,6 @@
       <w:pPr>
         <w:widowControl w:val="0"/>
         <w:spacing w:after="0" w:line="240" w:lineRule="auto"/>
-        <w:jc w:val="center"/>
         <w:rPr>
           <w:rFonts w:ascii="Times New Roman" w:eastAsia="Times New Roman" w:hAnsi="Times New Roman" w:cs="Times New Roman"/>
           <w:sz w:val="24"/>
@@ -838,18 +849,6 @@
           <w:szCs w:val="28"/>
         </w:rPr>
       </w:pPr>
-    </w:p>
-    <w:p>
-      <w:pPr>
-        <w:widowControl w:val="0"/>
-        <w:spacing w:after="0" w:line="240" w:lineRule="auto"/>
-        <w:jc w:val="center"/>
-        <w:rPr>
-          <w:rFonts w:ascii="Times New Roman" w:eastAsia="Times New Roman" w:hAnsi="Times New Roman" w:cs="Times New Roman"/>
-          <w:sz w:val="24"/>
-          <w:szCs w:val="28"/>
-        </w:rPr>
-      </w:pPr>
       <w:r>
         <w:rPr>
           <w:rFonts w:ascii="Times New Roman" w:eastAsia="Times New Roman" w:hAnsi="Times New Roman" w:cs="Times New Roman"/>
@@ -884,6 +883,7 @@
           <w:sz w:val="24"/>
           <w:szCs w:val="24"/>
         </w:rPr>
+        <w:lastRenderedPageBreak/>
         <w:t>Литера</w:t>
       </w:r>
     </w:p>
@@ -892,7 +892,6 @@
         <w:pStyle w:val="afffc"/>
       </w:pPr>
       <w:r>
-        <w:lastRenderedPageBreak/>
         <w:t>Аннотация</w:t>
       </w:r>
     </w:p>
@@ -2595,9 +2594,9 @@
         <w:pStyle w:val="13"/>
       </w:pPr>
       <w:bookmarkStart w:id="0" w:name="_Toc457813304"/>
-      <w:bookmarkStart w:id="1" w:name="_Ref52756232"/>
-      <w:bookmarkStart w:id="2" w:name="_Ref52756240"/>
-      <w:bookmarkStart w:id="3" w:name="_Toc226478017"/>
+      <w:bookmarkStart w:id="1" w:name="_Toc226478017"/>
+      <w:bookmarkStart w:id="2" w:name="_Ref52756232"/>
+      <w:bookmarkStart w:id="3" w:name="_Ref52756240"/>
       <w:r>
         <w:lastRenderedPageBreak/>
         <w:t>Общие сведения</w:t>
@@ -2606,7 +2605,7 @@
       <w:r>
         <w:t xml:space="preserve"> о программе</w:t>
       </w:r>
-      <w:bookmarkEnd w:id="3"/>
+      <w:bookmarkEnd w:id="1"/>
     </w:p>
     <w:p>
       <w:pPr>
@@ -2687,19 +2686,7 @@
         <w:pStyle w:val="aa"/>
       </w:pPr>
       <w:r>
-        <w:t xml:space="preserve">СПО </w:t>
-      </w:r>
-      <w:r>
-        <w:t>СУС</w:t>
-      </w:r>
-      <w:r>
-        <w:t xml:space="preserve"> устанавливается на аппаратную платформу веб-сервера и осуществляет взаимодействие с</w:t>
-      </w:r>
-      <w:r>
-        <w:t xml:space="preserve">о станцией </w:t>
-      </w:r>
-      <w:r>
-        <w:t>для обеспечения управления, настройки, посредством веб-клиента СПО.</w:t>
+        <w:t>СПО СУС устанавливается на аппаратную платформу веб-сервера и осуществляет взаимодействие со станцией для обеспечения управления, настройки, посредством веб-клиента СПО.</w:t>
       </w:r>
     </w:p>
     <w:p>
@@ -2731,10 +2718,7 @@
         <w:pStyle w:val="1"/>
       </w:pPr>
       <w:r>
-        <w:t>управление задачами и производительностью: просмотр ключевых показателей и отображение результатов</w:t>
-      </w:r>
-      <w:r>
-        <w:t>.</w:t>
+        <w:t>управление задачами и производительностью: просмотр ключевых показателей и отображение результатов.</w:t>
       </w:r>
     </w:p>
     <w:p>
@@ -2768,10 +2752,7 @@
         <w:pStyle w:val="1"/>
       </w:pPr>
       <w:r>
-        <w:t>управление системой</w:t>
-      </w:r>
-      <w:r>
-        <w:t>.</w:t>
+        <w:t>управление системой.</w:t>
       </w:r>
     </w:p>
     <w:p>
@@ -2797,13 +2778,7 @@
         <w:pStyle w:val="1"/>
       </w:pPr>
       <w:r>
-        <w:t xml:space="preserve">центральный процессор – Intel Core </w:t>
-      </w:r>
-      <w:r>
-        <w:t>2</w:t>
-      </w:r>
-      <w:r>
-        <w:t xml:space="preserve"> ГГц или выше;</w:t>
+        <w:t>центральный процессор – Intel Core 2 ГГц или выше;</w:t>
       </w:r>
     </w:p>
     <w:p>
@@ -2811,13 +2786,7 @@
         <w:pStyle w:val="1"/>
       </w:pPr>
       <w:r>
-        <w:t xml:space="preserve">объем ОЗУ – </w:t>
-      </w:r>
-      <w:r>
-        <w:t>4</w:t>
-      </w:r>
-      <w:r>
-        <w:t xml:space="preserve"> Гб;</w:t>
+        <w:t>объем ОЗУ – 4 Гб;</w:t>
       </w:r>
     </w:p>
     <w:p>
@@ -2825,13 +2794,7 @@
         <w:pStyle w:val="1"/>
       </w:pPr>
       <w:r>
-        <w:t xml:space="preserve">объем накопителя – не менее </w:t>
-      </w:r>
-      <w:r>
-        <w:t>2</w:t>
-      </w:r>
-      <w:r>
-        <w:t>00 Мб свободного места;</w:t>
+        <w:t>объем накопителя – не менее 200 Мб свободного места;</w:t>
       </w:r>
     </w:p>
     <w:p>
@@ -2858,13 +2821,7 @@
         <w:pStyle w:val="aa"/>
       </w:pPr>
       <w:r>
-        <w:t>СПО СУС предназначено для функционирования в среде</w:t>
-      </w:r>
-      <w:r>
-        <w:t xml:space="preserve"> ОС</w:t>
-      </w:r>
-      <w:r>
-        <w:t>. В процессе своего функционирования СПО осуществляет взаимодействие и использует следующие программные средства из состава OС:</w:t>
+        <w:t>СПО СУС предназначено для функционирования в среде ОС. В процессе своего функционирования СПО осуществляет взаимодействие и использует следующие программные средства из состава OС:</w:t>
       </w:r>
     </w:p>
     <w:p>
@@ -2989,13 +2946,13 @@
       <w:pPr>
         <w:pStyle w:val="13"/>
       </w:pPr>
-      <w:bookmarkStart w:id="9" w:name="_Toc457813309"/>
-      <w:bookmarkStart w:id="10" w:name="_Toc226478023"/>
+      <w:bookmarkStart w:id="9" w:name="_Toc226478023"/>
+      <w:bookmarkStart w:id="10" w:name="_Toc457813309"/>
       <w:r>
         <w:lastRenderedPageBreak/>
         <w:t>Структура программы</w:t>
       </w:r>
-      <w:bookmarkEnd w:id="10"/>
+      <w:bookmarkEnd w:id="9"/>
     </w:p>
     <w:p>
       <w:pPr>
@@ -3013,19 +2970,7 @@
         <w:pStyle w:val="aa"/>
       </w:pPr>
       <w:r>
-        <w:t xml:space="preserve">Внутренняя архитектура СПО </w:t>
-      </w:r>
-      <w:r>
-        <w:t>СУС</w:t>
-      </w:r>
-      <w:r>
-        <w:t>, с указанием входящих в него программных модулей, представлена на рисунке ниже (</w:t>
-      </w:r>
-      <w:r>
-        <w:t>Р</w:t>
-      </w:r>
-      <w:r>
-        <w:t>исунок 1).</w:t>
+        <w:t>Внутренняя архитектура СПО СУС, с указанием входящих в него программных модулей, представлена на рисунке ниже (Рисунок 1).</w:t>
       </w:r>
     </w:p>
     <w:p>
@@ -3033,10 +2978,7 @@
         <w:pStyle w:val="affff6"/>
       </w:pPr>
       <w:r>
-        <w:t xml:space="preserve">Архитектура СПО </w:t>
-      </w:r>
-      <w:r>
-        <w:t>СУС</w:t>
+        <w:t>Архитектура СПО СУС</w:t>
       </w:r>
     </w:p>
     <w:p>
@@ -3130,9 +3072,6 @@
     <w:p>
       <w:pPr>
         <w:pStyle w:val="aa"/>
-        <w:rPr>
-          <w:lang w:val="en-US"/>
-        </w:rPr>
       </w:pPr>
       <w:r>
         <w:t xml:space="preserve">Программа под ОС </w:t>
@@ -3272,19 +3211,7 @@
         <w:t>в</w:t>
       </w:r>
       <w:r>
-        <w:t>ставить компакт-диск с исполняемыми файлами программы «</w:t>
-      </w:r>
-      <w:r>
-        <w:t>Система управления станцией</w:t>
-      </w:r>
-      <w:r>
-        <w:t>» АБВГ.</w:t>
-      </w:r>
-      <w:r>
-        <w:t>12345</w:t>
-      </w:r>
-      <w:r>
-        <w:t>-01 90 01 в привод оптических дисков ПК;</w:t>
+        <w:t>ставить компакт-диск с исполняемыми файлами программы «Система управления станцией» АБВГ.12345-01 90 01 в привод оптических дисков ПК;</w:t>
       </w:r>
     </w:p>
     <w:p>
@@ -3295,13 +3222,7 @@
         <w:t>с</w:t>
       </w:r>
       <w:r>
-        <w:t>копировать с диска архив с названием «Windows_</w:t>
-      </w:r>
-      <w:r>
-        <w:t>SUS</w:t>
-      </w:r>
-      <w:r>
-        <w:t>.zip» в папку «C:\» и распаковать его;</w:t>
+        <w:t>копировать с диска архив с названием «Windows_SUS.zip» в папку «C:\» и распаковать его;</w:t>
       </w:r>
     </w:p>
     <w:p>
@@ -3316,10 +3237,7 @@
       </w:r>
       <w:proofErr w:type="spellStart"/>
       <w:r>
-        <w:t>Windows_</w:t>
-      </w:r>
-      <w:r>
-        <w:t>SUS</w:t>
+        <w:t>Windows_SUS</w:t>
       </w:r>
       <w:proofErr w:type="spellEnd"/>
       <w:r>
@@ -3384,10 +3302,7 @@
         <w:t>п</w:t>
       </w:r>
       <w:r>
-        <w:t xml:space="preserve">осле этих действий на рабочем столе системы Windows будет находиться ярлык </w:t>
-      </w:r>
-      <w:r>
-        <w:t>программы «</w:t>
+        <w:t>осле этих действий на рабочем столе системы Windows будет находиться ярлык программы «</w:t>
       </w:r>
       <w:proofErr w:type="spellStart"/>
       <w:r>
@@ -3427,13 +3342,7 @@
         <w:pStyle w:val="affff6"/>
       </w:pPr>
       <w:r>
-        <w:t>Рис</w:t>
-      </w:r>
-      <w:r>
-        <w:t>унок</w:t>
-      </w:r>
-      <w:r>
-        <w:t xml:space="preserve"> </w:t>
+        <w:t xml:space="preserve">Рисунок </w:t>
       </w:r>
       <w:r>
         <w:t>2</w:t>
@@ -3608,13 +3517,7 @@
         <w:pStyle w:val="aa"/>
       </w:pPr>
       <w:r>
-        <w:t>На экране отобразится информация о запущенных процессах (</w:t>
-      </w:r>
-      <w:r>
-        <w:t>Рисунок 3</w:t>
-      </w:r>
-      <w:r>
-        <w:t>).</w:t>
+        <w:t>На экране отобразится информация о запущенных процессах (Рисунок 3).</w:t>
       </w:r>
     </w:p>
     <w:p>
@@ -3633,13 +3536,7 @@
         <w:pStyle w:val="aa"/>
       </w:pPr>
       <w:r>
-        <w:t xml:space="preserve">Сообщения, выдаваемые СПО </w:t>
-      </w:r>
-      <w:r>
-        <w:t>СУС</w:t>
-      </w:r>
-      <w:r>
-        <w:t xml:space="preserve"> в ходе выполнения его установки, настройки, проверки работоспособности и на этапе его выполнения (эксплуатации), содержат описание возможных причин их возникновения, а также действий, которые необходимо предпринять.</w:t>
+        <w:t>Сообщения, выдаваемые СПО СУС в ходе выполнения его установки, настройки, проверки работоспособности и на этапе его выполнения (эксплуатации), содержат описание возможных причин их возникновения, а также действий, которые необходимо предпринять.</w:t>
       </w:r>
     </w:p>
     <w:p>
@@ -3997,9 +3894,9 @@
         <w:br w:type="page"/>
       </w:r>
     </w:p>
-    <w:bookmarkEnd w:id="1"/>
     <w:bookmarkEnd w:id="2"/>
-    <w:bookmarkEnd w:id="9"/>
+    <w:bookmarkEnd w:id="3"/>
+    <w:bookmarkEnd w:id="10"/>
     <w:p>
       <w:pPr>
         <w:pStyle w:val="aa"/>
@@ -17410,25 +17307,6 @@
 </file>
 
 <file path=customXml/item1.xml><?xml version="1.0" encoding="utf-8"?>
-<?mso-contentType ?>
-<FormTemplates xmlns="http://schemas.microsoft.com/sharepoint/v3/contenttype/forms">
-  <Display>DocumentLibraryForm</Display>
-  <Edit>DocumentLibraryForm</Edit>
-  <New>DocumentLibraryForm</New>
-</FormTemplates>
-</file>
-
-<file path=customXml/item2.xml><?xml version="1.0" encoding="utf-8"?>
-<p:properties xmlns:p="http://schemas.microsoft.com/office/2006/metadata/properties" xmlns:xsi="http://www.w3.org/2001/XMLSchema-instance" xmlns:pc="http://schemas.microsoft.com/office/infopath/2007/PartnerControls">
-  <documentManagement/>
-</p:properties>
-</file>
-
-<file path=customXml/item3.xml><?xml version="1.0" encoding="utf-8"?>
-<b:Sources xmlns:b="http://schemas.openxmlformats.org/officeDocument/2006/bibliography" xmlns="http://schemas.openxmlformats.org/officeDocument/2006/bibliography" SelectedStyle="\APA.XSL" StyleName="APA"/>
-</file>
-
-<file path=customXml/item4.xml><?xml version="1.0" encoding="utf-8"?>
 <ct:contentTypeSchema xmlns:ct="http://schemas.microsoft.com/office/2006/metadata/contentType" xmlns:ma="http://schemas.microsoft.com/office/2006/metadata/properties/metaAttributes" ct:_="" ma:_="" ma:contentTypeName="Документ" ma:contentTypeID="0x01010071A835B46C05F046860862BE1B2A5B4F" ma:contentTypeVersion="3" ma:contentTypeDescription="Создание документа." ma:contentTypeScope="" ma:versionID="2a1048e36770ee5899fe34d1e404821d">
   <xsd:schema xmlns:xsd="http://www.w3.org/2001/XMLSchema" xmlns:xs="http://www.w3.org/2001/XMLSchema" xmlns:p="http://schemas.microsoft.com/office/2006/metadata/properties" targetNamespace="http://schemas.microsoft.com/office/2006/metadata/properties" ma:root="true" ma:fieldsID="1b29ca3d4461f832134b1d535c2dc15a">
     <xsd:element name="properties">
@@ -17542,32 +17420,26 @@
 </ct:contentTypeSchema>
 </file>
 
-<file path=customXml/itemProps1.xml><?xml version="1.0" encoding="utf-8"?>
-<ds:datastoreItem xmlns:ds="http://schemas.openxmlformats.org/officeDocument/2006/customXml" ds:itemID="{17D5F8F3-71DC-44BF-B3BE-A143FA0DA1F8}">
-  <ds:schemaRefs>
-    <ds:schemaRef ds:uri="http://schemas.microsoft.com/sharepoint/v3/contenttype/forms"/>
-  </ds:schemaRefs>
-</ds:datastoreItem>
+<file path=customXml/item2.xml><?xml version="1.0" encoding="utf-8"?>
+<b:Sources xmlns:b="http://schemas.openxmlformats.org/officeDocument/2006/bibliography" xmlns="http://schemas.openxmlformats.org/officeDocument/2006/bibliography" SelectedStyle="\APA.XSL" StyleName="APA"/>
 </file>
 
-<file path=customXml/itemProps2.xml><?xml version="1.0" encoding="utf-8"?>
-<ds:datastoreItem xmlns:ds="http://schemas.openxmlformats.org/officeDocument/2006/customXml" ds:itemID="{FBEAC318-98B4-4E4B-AD32-6C0E435014F6}">
-  <ds:schemaRefs>
-    <ds:schemaRef ds:uri="http://schemas.microsoft.com/office/2006/metadata/properties"/>
-    <ds:schemaRef ds:uri="http://schemas.microsoft.com/office/infopath/2007/PartnerControls"/>
-  </ds:schemaRefs>
-</ds:datastoreItem>
+<file path=customXml/item3.xml><?xml version="1.0" encoding="utf-8"?>
+<p:properties xmlns:p="http://schemas.microsoft.com/office/2006/metadata/properties" xmlns:xsi="http://www.w3.org/2001/XMLSchema-instance" xmlns:pc="http://schemas.microsoft.com/office/infopath/2007/PartnerControls">
+  <documentManagement/>
+</p:properties>
 </file>
 
-<file path=customXml/itemProps3.xml><?xml version="1.0" encoding="utf-8"?>
-<ds:datastoreItem xmlns:ds="http://schemas.openxmlformats.org/officeDocument/2006/customXml" ds:itemID="{ACE78D6B-E2E9-4C57-AEA1-610EC378EA38}">
-  <ds:schemaRefs>
-    <ds:schemaRef ds:uri="http://schemas.openxmlformats.org/officeDocument/2006/bibliography"/>
-  </ds:schemaRefs>
-</ds:datastoreItem>
+<file path=customXml/item4.xml><?xml version="1.0" encoding="utf-8"?>
+<?mso-contentType ?>
+<FormTemplates xmlns="http://schemas.microsoft.com/sharepoint/v3/contenttype/forms">
+  <Display>DocumentLibraryForm</Display>
+  <Edit>DocumentLibraryForm</Edit>
+  <New>DocumentLibraryForm</New>
+</FormTemplates>
 </file>
 
-<file path=customXml/itemProps4.xml><?xml version="1.0" encoding="utf-8"?>
+<file path=customXml/itemProps1.xml><?xml version="1.0" encoding="utf-8"?>
 <ds:datastoreItem xmlns:ds="http://schemas.openxmlformats.org/officeDocument/2006/customXml" ds:itemID="{A0A3E481-1F1F-400C-BF5D-1675EA8DF2BE}">
   <ds:schemaRefs>
     <ds:schemaRef ds:uri="http://schemas.microsoft.com/office/2006/metadata/contentType"/>
@@ -17581,4 +17453,29 @@
     <ds:schemaRef ds:uri="http://schemas.microsoft.com/office/infopath/2007/PartnerControls"/>
   </ds:schemaRefs>
 </ds:datastoreItem>
+</file>
+
+<file path=customXml/itemProps2.xml><?xml version="1.0" encoding="utf-8"?>
+<ds:datastoreItem xmlns:ds="http://schemas.openxmlformats.org/officeDocument/2006/customXml" ds:itemID="{ACE78D6B-E2E9-4C57-AEA1-610EC378EA38}">
+  <ds:schemaRefs>
+    <ds:schemaRef ds:uri="http://schemas.openxmlformats.org/officeDocument/2006/bibliography"/>
+  </ds:schemaRefs>
+</ds:datastoreItem>
+</file>
+
+<file path=customXml/itemProps3.xml><?xml version="1.0" encoding="utf-8"?>
+<ds:datastoreItem xmlns:ds="http://schemas.openxmlformats.org/officeDocument/2006/customXml" ds:itemID="{FBEAC318-98B4-4E4B-AD32-6C0E435014F6}">
+  <ds:schemaRefs>
+    <ds:schemaRef ds:uri="http://schemas.microsoft.com/office/2006/metadata/properties"/>
+    <ds:schemaRef ds:uri="http://schemas.microsoft.com/office/infopath/2007/PartnerControls"/>
+  </ds:schemaRefs>
+</ds:datastoreItem>
+</file>
+
+<file path=customXml/itemProps4.xml><?xml version="1.0" encoding="utf-8"?>
+<ds:datastoreItem xmlns:ds="http://schemas.openxmlformats.org/officeDocument/2006/customXml" ds:itemID="{17D5F8F3-71DC-44BF-B3BE-A143FA0DA1F8}">
+  <ds:schemaRefs>
+    <ds:schemaRef ds:uri="http://schemas.microsoft.com/sharepoint/v3/contenttype/forms"/>
+  </ds:schemaRefs>
+</ds:datastoreItem>
 </file>
--- a/docs/API_reference/АБВГ.12345-01 32 01 Руководство системного программиста.docx
+++ b/docs/API_reference/АБВГ.12345-01 32 01 Руководство системного программиста.docx
@@ -438,7 +438,23 @@
           <w:sz w:val="28"/>
           <w:szCs w:val="28"/>
         </w:rPr>
-        <w:t>Руководство системного программиста</w:t>
+        <w:t>Руко</w:t>
+      </w:r>
+      <w:r>
+        <w:rPr>
+          <w:rFonts w:ascii="Times New Roman" w:eastAsia="Times New Roman" w:hAnsi="Times New Roman" w:cs="Times New Roman"/>
+          <w:sz w:val="28"/>
+          <w:szCs w:val="28"/>
+        </w:rPr>
+        <w:t>в</w:t>
+      </w:r>
+      <w:r>
+        <w:rPr>
+          <w:rFonts w:ascii="Times New Roman" w:eastAsia="Times New Roman" w:hAnsi="Times New Roman" w:cs="Times New Roman"/>
+          <w:sz w:val="28"/>
+          <w:szCs w:val="28"/>
+        </w:rPr>
+        <w:t>одство системного программиста</w:t>
       </w:r>
     </w:p>
     <w:p>
@@ -17307,6 +17323,25 @@
 </file>
 
 <file path=customXml/item1.xml><?xml version="1.0" encoding="utf-8"?>
+<?mso-contentType ?>
+<FormTemplates xmlns="http://schemas.microsoft.com/sharepoint/v3/contenttype/forms">
+  <Display>DocumentLibraryForm</Display>
+  <Edit>DocumentLibraryForm</Edit>
+  <New>DocumentLibraryForm</New>
+</FormTemplates>
+</file>
+
+<file path=customXml/item2.xml><?xml version="1.0" encoding="utf-8"?>
+<p:properties xmlns:p="http://schemas.microsoft.com/office/2006/metadata/properties" xmlns:xsi="http://www.w3.org/2001/XMLSchema-instance" xmlns:pc="http://schemas.microsoft.com/office/infopath/2007/PartnerControls">
+  <documentManagement/>
+</p:properties>
+</file>
+
+<file path=customXml/item3.xml><?xml version="1.0" encoding="utf-8"?>
+<b:Sources xmlns:b="http://schemas.openxmlformats.org/officeDocument/2006/bibliography" xmlns="http://schemas.openxmlformats.org/officeDocument/2006/bibliography" SelectedStyle="\APA.XSL" StyleName="APA"/>
+</file>
+
+<file path=customXml/item4.xml><?xml version="1.0" encoding="utf-8"?>
 <ct:contentTypeSchema xmlns:ct="http://schemas.microsoft.com/office/2006/metadata/contentType" xmlns:ma="http://schemas.microsoft.com/office/2006/metadata/properties/metaAttributes" ct:_="" ma:_="" ma:contentTypeName="Документ" ma:contentTypeID="0x01010071A835B46C05F046860862BE1B2A5B4F" ma:contentTypeVersion="3" ma:contentTypeDescription="Создание документа." ma:contentTypeScope="" ma:versionID="2a1048e36770ee5899fe34d1e404821d">
   <xsd:schema xmlns:xsd="http://www.w3.org/2001/XMLSchema" xmlns:xs="http://www.w3.org/2001/XMLSchema" xmlns:p="http://schemas.microsoft.com/office/2006/metadata/properties" targetNamespace="http://schemas.microsoft.com/office/2006/metadata/properties" ma:root="true" ma:fieldsID="1b29ca3d4461f832134b1d535c2dc15a">
     <xsd:element name="properties">
@@ -17420,26 +17455,32 @@
 </ct:contentTypeSchema>
 </file>
 
-<file path=customXml/item2.xml><?xml version="1.0" encoding="utf-8"?>
-<b:Sources xmlns:b="http://schemas.openxmlformats.org/officeDocument/2006/bibliography" xmlns="http://schemas.openxmlformats.org/officeDocument/2006/bibliography" SelectedStyle="\APA.XSL" StyleName="APA"/>
+<file path=customXml/itemProps1.xml><?xml version="1.0" encoding="utf-8"?>
+<ds:datastoreItem xmlns:ds="http://schemas.openxmlformats.org/officeDocument/2006/customXml" ds:itemID="{17D5F8F3-71DC-44BF-B3BE-A143FA0DA1F8}">
+  <ds:schemaRefs>
+    <ds:schemaRef ds:uri="http://schemas.microsoft.com/sharepoint/v3/contenttype/forms"/>
+  </ds:schemaRefs>
+</ds:datastoreItem>
 </file>
 
-<file path=customXml/item3.xml><?xml version="1.0" encoding="utf-8"?>
-<p:properties xmlns:p="http://schemas.microsoft.com/office/2006/metadata/properties" xmlns:xsi="http://www.w3.org/2001/XMLSchema-instance" xmlns:pc="http://schemas.microsoft.com/office/infopath/2007/PartnerControls">
-  <documentManagement/>
-</p:properties>
+<file path=customXml/itemProps2.xml><?xml version="1.0" encoding="utf-8"?>
+<ds:datastoreItem xmlns:ds="http://schemas.openxmlformats.org/officeDocument/2006/customXml" ds:itemID="{FBEAC318-98B4-4E4B-AD32-6C0E435014F6}">
+  <ds:schemaRefs>
+    <ds:schemaRef ds:uri="http://schemas.microsoft.com/office/2006/metadata/properties"/>
+    <ds:schemaRef ds:uri="http://schemas.microsoft.com/office/infopath/2007/PartnerControls"/>
+  </ds:schemaRefs>
+</ds:datastoreItem>
 </file>
 
-<file path=customXml/item4.xml><?xml version="1.0" encoding="utf-8"?>
-<?mso-contentType ?>
-<FormTemplates xmlns="http://schemas.microsoft.com/sharepoint/v3/contenttype/forms">
-  <Display>DocumentLibraryForm</Display>
-  <Edit>DocumentLibraryForm</Edit>
-  <New>DocumentLibraryForm</New>
-</FormTemplates>
+<file path=customXml/itemProps3.xml><?xml version="1.0" encoding="utf-8"?>
+<ds:datastoreItem xmlns:ds="http://schemas.openxmlformats.org/officeDocument/2006/customXml" ds:itemID="{ACE78D6B-E2E9-4C57-AEA1-610EC378EA38}">
+  <ds:schemaRefs>
+    <ds:schemaRef ds:uri="http://schemas.openxmlformats.org/officeDocument/2006/bibliography"/>
+  </ds:schemaRefs>
+</ds:datastoreItem>
 </file>
 
-<file path=customXml/itemProps1.xml><?xml version="1.0" encoding="utf-8"?>
+<file path=customXml/itemProps4.xml><?xml version="1.0" encoding="utf-8"?>
 <ds:datastoreItem xmlns:ds="http://schemas.openxmlformats.org/officeDocument/2006/customXml" ds:itemID="{A0A3E481-1F1F-400C-BF5D-1675EA8DF2BE}">
   <ds:schemaRefs>
     <ds:schemaRef ds:uri="http://schemas.microsoft.com/office/2006/metadata/contentType"/>
@@ -17453,29 +17494,4 @@
     <ds:schemaRef ds:uri="http://schemas.microsoft.com/office/infopath/2007/PartnerControls"/>
   </ds:schemaRefs>
 </ds:datastoreItem>
-</file>
-
-<file path=customXml/itemProps2.xml><?xml version="1.0" encoding="utf-8"?>
-<ds:datastoreItem xmlns:ds="http://schemas.openxmlformats.org/officeDocument/2006/customXml" ds:itemID="{ACE78D6B-E2E9-4C57-AEA1-610EC378EA38}">
-  <ds:schemaRefs>
-    <ds:schemaRef ds:uri="http://schemas.openxmlformats.org/officeDocument/2006/bibliography"/>
-  </ds:schemaRefs>
-</ds:datastoreItem>
-</file>
-
-<file path=customXml/itemProps3.xml><?xml version="1.0" encoding="utf-8"?>
-<ds:datastoreItem xmlns:ds="http://schemas.openxmlformats.org/officeDocument/2006/customXml" ds:itemID="{FBEAC318-98B4-4E4B-AD32-6C0E435014F6}">
-  <ds:schemaRefs>
-    <ds:schemaRef ds:uri="http://schemas.microsoft.com/office/2006/metadata/properties"/>
-    <ds:schemaRef ds:uri="http://schemas.microsoft.com/office/infopath/2007/PartnerControls"/>
-  </ds:schemaRefs>
-</ds:datastoreItem>
-</file>
-
-<file path=customXml/itemProps4.xml><?xml version="1.0" encoding="utf-8"?>
-<ds:datastoreItem xmlns:ds="http://schemas.openxmlformats.org/officeDocument/2006/customXml" ds:itemID="{17D5F8F3-71DC-44BF-B3BE-A143FA0DA1F8}">
-  <ds:schemaRefs>
-    <ds:schemaRef ds:uri="http://schemas.microsoft.com/sharepoint/v3/contenttype/forms"/>
-  </ds:schemaRefs>
-</ds:datastoreItem>
 </file>